--- a/output/劳动合同书_上海贝迪创建科技有限公司_胡继刚.docx
+++ b/output/劳动合同书_上海贝迪创建科技有限公司_胡继刚.docx
@@ -1020,6 +1020,467 @@
     <w:p>
       <w:pPr>
         <w:widowControl/>
+        <w:spacing w:before="160" w:after="60" w:line="276" w:lineRule="auto"/>
+        <w:ind w:firstLine="0"/>
+        <w:jc w:val="left"/>
+        <w:keepNext/>
+      </w:pPr>
+      <w:r>
+        <w:rPr>
+          <w:rFonts w:ascii="Noto Sans CJK SC" w:hAnsi="Noto Sans CJK SC" w:eastAsia="Noto Sans CJK SC" w:cs="Noto Sans CJK SC"/>
+          <w:b/>
+          <w:i w:val="0"/>
+          <w:color w:val="222222"/>
+          <w:sz w:val="24"/>
+        </w:rPr>
+        <w:t>合同主要事项</w:t>
+      </w:r>
+    </w:p>
+    <w:tbl>
+      <w:tblPr>
+        <w:tblW w:type="dxa" w:w="9185"/>
+        <w:jc w:val="center"/>
+        <w:tblLayout w:type="fixed"/>
+        <w:tblLook w:firstColumn="1" w:firstRow="1" w:lastColumn="0" w:lastRow="0" w:noHBand="0" w:noVBand="1" w:val="04A0"/>
+        <w:tblBorders>
+          <w:top w:val="single" w:sz="4" w:space="0" w:color="666666"/>
+          <w:left w:val="single" w:sz="4" w:space="0" w:color="666666"/>
+          <w:bottom w:val="single" w:sz="4" w:space="0" w:color="666666"/>
+          <w:right w:val="single" w:sz="4" w:space="0" w:color="666666"/>
+          <w:insideH w:val="single" w:sz="4" w:space="0" w:color="666666"/>
+          <w:insideV w:val="single" w:sz="4" w:space="0" w:color="666666"/>
+        </w:tblBorders>
+      </w:tblPr>
+      <w:tblGrid>
+        <w:gridCol w:w="2608"/>
+        <w:gridCol w:w="6577"/>
+      </w:tblGrid>
+      <w:tr>
+        <w:trPr>
+          <w:trHeight w:val="464" w:hRule="atLeast"/>
+          <w:cantSplit/>
+          <w:tblHeader/>
+        </w:trPr>
+        <w:tc>
+          <w:tcPr>
+            <w:tcW w:type="dxa" w:w="2608"/>
+            <w:vAlign w:val="center"/>
+            <w:tcMar>
+              <w:top w:w="70" w:type="dxa"/>
+              <w:left w:w="70" w:type="dxa"/>
+              <w:bottom w:w="70" w:type="dxa"/>
+              <w:right w:w="70" w:type="dxa"/>
+            </w:tcMar>
+            <w:shd w:val="clear" w:color="auto" w:fill="E6E8EB"/>
+          </w:tcPr>
+          <w:p>
+            <w:pPr>
+              <w:widowControl/>
+              <w:spacing w:before="20" w:after="20" w:line="252" w:lineRule="auto"/>
+              <w:ind w:firstLine="0"/>
+              <w:jc w:val="center"/>
+            </w:pPr>
+            <w:r>
+              <w:rPr>
+                <w:rFonts w:ascii="Noto Serif CJK SC" w:hAnsi="Noto Serif CJK SC" w:eastAsia="Noto Serif CJK SC" w:cs="Noto Serif CJK SC"/>
+                <w:b/>
+                <w:i w:val="0"/>
+                <w:color w:val="222222"/>
+                <w:sz w:val="19"/>
+              </w:rPr>
+              <w:t>事项</w:t>
+            </w:r>
+          </w:p>
+        </w:tc>
+        <w:tc>
+          <w:tcPr>
+            <w:tcW w:type="dxa" w:w="6577"/>
+            <w:vAlign w:val="center"/>
+            <w:tcMar>
+              <w:top w:w="70" w:type="dxa"/>
+              <w:left w:w="70" w:type="dxa"/>
+              <w:bottom w:w="70" w:type="dxa"/>
+              <w:right w:w="70" w:type="dxa"/>
+            </w:tcMar>
+            <w:shd w:val="clear" w:color="auto" w:fill="E6E8EB"/>
+          </w:tcPr>
+          <w:p>
+            <w:pPr>
+              <w:widowControl/>
+              <w:spacing w:before="20" w:after="20" w:line="252" w:lineRule="auto"/>
+              <w:ind w:firstLine="0"/>
+              <w:jc w:val="center"/>
+            </w:pPr>
+            <w:r>
+              <w:rPr>
+                <w:rFonts w:ascii="Noto Serif CJK SC" w:hAnsi="Noto Serif CJK SC" w:eastAsia="Noto Serif CJK SC" w:cs="Noto Serif CJK SC"/>
+                <w:b/>
+                <w:i w:val="0"/>
+                <w:color w:val="222222"/>
+                <w:sz w:val="19"/>
+              </w:rPr>
+              <w:t>约定</w:t>
+            </w:r>
+          </w:p>
+        </w:tc>
+      </w:tr>
+      <w:tr>
+        <w:trPr>
+          <w:trHeight w:val="464" w:hRule="atLeast"/>
+          <w:cantSplit/>
+        </w:trPr>
+        <w:tc>
+          <w:tcPr>
+            <w:tcW w:type="dxa" w:w="2608"/>
+            <w:vAlign w:val="center"/>
+            <w:tcMar>
+              <w:top w:w="70" w:type="dxa"/>
+              <w:left w:w="70" w:type="dxa"/>
+              <w:bottom w:w="70" w:type="dxa"/>
+              <w:right w:w="70" w:type="dxa"/>
+            </w:tcMar>
+            <w:shd w:val="clear" w:color="auto" w:fill="F3F4F6"/>
+          </w:tcPr>
+          <w:p>
+            <w:pPr>
+              <w:widowControl/>
+              <w:spacing w:before="20" w:after="20" w:line="252" w:lineRule="auto"/>
+              <w:ind w:firstLine="0"/>
+              <w:jc w:val="center"/>
+            </w:pPr>
+            <w:r>
+              <w:rPr>
+                <w:rFonts w:ascii="Noto Serif CJK SC" w:hAnsi="Noto Serif CJK SC" w:eastAsia="Noto Serif CJK SC" w:cs="Noto Serif CJK SC"/>
+                <w:b/>
+                <w:i w:val="0"/>
+                <w:color w:val="222222"/>
+                <w:sz w:val="21"/>
+              </w:rPr>
+              <w:t>合同类型</w:t>
+            </w:r>
+          </w:p>
+        </w:tc>
+        <w:tc>
+          <w:tcPr>
+            <w:tcW w:type="dxa" w:w="6577"/>
+            <w:vAlign w:val="center"/>
+            <w:tcMar>
+              <w:top w:w="70" w:type="dxa"/>
+              <w:left w:w="70" w:type="dxa"/>
+              <w:bottom w:w="70" w:type="dxa"/>
+              <w:right w:w="70" w:type="dxa"/>
+            </w:tcMar>
+          </w:tcPr>
+          <w:p>
+            <w:pPr>
+              <w:widowControl/>
+              <w:spacing w:before="20" w:after="20" w:line="252" w:lineRule="auto"/>
+              <w:ind w:firstLine="0"/>
+              <w:jc w:val="left"/>
+            </w:pPr>
+            <w:r>
+              <w:rPr>
+                <w:rFonts w:ascii="Noto Serif CJK SC" w:hAnsi="Noto Serif CJK SC" w:eastAsia="Noto Serif CJK SC" w:cs="Noto Serif CJK SC"/>
+                <w:b/>
+                <w:i w:val="0"/>
+                <w:color w:val="222222"/>
+                <w:sz w:val="21"/>
+              </w:rPr>
+              <w:t>固定期限劳动合同</w:t>
+            </w:r>
+          </w:p>
+        </w:tc>
+      </w:tr>
+      <w:tr>
+        <w:trPr>
+          <w:trHeight w:val="464" w:hRule="atLeast"/>
+          <w:cantSplit/>
+        </w:trPr>
+        <w:tc>
+          <w:tcPr>
+            <w:tcW w:type="dxa" w:w="2608"/>
+            <w:vAlign w:val="center"/>
+            <w:tcMar>
+              <w:top w:w="70" w:type="dxa"/>
+              <w:left w:w="70" w:type="dxa"/>
+              <w:bottom w:w="70" w:type="dxa"/>
+              <w:right w:w="70" w:type="dxa"/>
+            </w:tcMar>
+            <w:shd w:val="clear" w:color="auto" w:fill="F3F4F6"/>
+          </w:tcPr>
+          <w:p>
+            <w:pPr>
+              <w:widowControl/>
+              <w:spacing w:before="20" w:after="20" w:line="252" w:lineRule="auto"/>
+              <w:ind w:firstLine="0"/>
+              <w:jc w:val="center"/>
+            </w:pPr>
+            <w:r>
+              <w:rPr>
+                <w:rFonts w:ascii="Noto Serif CJK SC" w:hAnsi="Noto Serif CJK SC" w:eastAsia="Noto Serif CJK SC" w:cs="Noto Serif CJK SC"/>
+                <w:b/>
+                <w:i w:val="0"/>
+                <w:color w:val="222222"/>
+                <w:sz w:val="21"/>
+              </w:rPr>
+              <w:t>合同期限</w:t>
+            </w:r>
+          </w:p>
+        </w:tc>
+        <w:tc>
+          <w:tcPr>
+            <w:tcW w:type="dxa" w:w="6577"/>
+            <w:vAlign w:val="center"/>
+            <w:tcMar>
+              <w:top w:w="70" w:type="dxa"/>
+              <w:left w:w="70" w:type="dxa"/>
+              <w:bottom w:w="70" w:type="dxa"/>
+              <w:right w:w="70" w:type="dxa"/>
+            </w:tcMar>
+          </w:tcPr>
+          <w:p>
+            <w:pPr>
+              <w:widowControl/>
+              <w:spacing w:before="20" w:after="20" w:line="252" w:lineRule="auto"/>
+              <w:ind w:firstLine="0"/>
+              <w:jc w:val="left"/>
+            </w:pPr>
+            <w:r>
+              <w:rPr>
+                <w:rFonts w:ascii="Noto Serif CJK SC" w:hAnsi="Noto Serif CJK SC" w:eastAsia="Noto Serif CJK SC" w:cs="Noto Serif CJK SC"/>
+                <w:b/>
+                <w:i w:val="0"/>
+                <w:color w:val="222222"/>
+                <w:sz w:val="21"/>
+              </w:rPr>
+              <w:t>自2026年5月1日起至2029年4月30日止，共3年</w:t>
+            </w:r>
+          </w:p>
+        </w:tc>
+      </w:tr>
+      <w:tr>
+        <w:trPr>
+          <w:trHeight w:val="464" w:hRule="atLeast"/>
+          <w:cantSplit/>
+        </w:trPr>
+        <w:tc>
+          <w:tcPr>
+            <w:tcW w:type="dxa" w:w="2608"/>
+            <w:vAlign w:val="center"/>
+            <w:tcMar>
+              <w:top w:w="70" w:type="dxa"/>
+              <w:left w:w="70" w:type="dxa"/>
+              <w:bottom w:w="70" w:type="dxa"/>
+              <w:right w:w="70" w:type="dxa"/>
+            </w:tcMar>
+            <w:shd w:val="clear" w:color="auto" w:fill="F3F4F6"/>
+          </w:tcPr>
+          <w:p>
+            <w:pPr>
+              <w:widowControl/>
+              <w:spacing w:before="20" w:after="20" w:line="252" w:lineRule="auto"/>
+              <w:ind w:firstLine="0"/>
+              <w:jc w:val="center"/>
+            </w:pPr>
+            <w:r>
+              <w:rPr>
+                <w:rFonts w:ascii="Noto Serif CJK SC" w:hAnsi="Noto Serif CJK SC" w:eastAsia="Noto Serif CJK SC" w:cs="Noto Serif CJK SC"/>
+                <w:b/>
+                <w:i w:val="0"/>
+                <w:color w:val="222222"/>
+                <w:sz w:val="21"/>
+              </w:rPr>
+              <w:t>劳动关系建立</w:t>
+            </w:r>
+          </w:p>
+        </w:tc>
+        <w:tc>
+          <w:tcPr>
+            <w:tcW w:type="dxa" w:w="6577"/>
+            <w:vAlign w:val="center"/>
+            <w:tcMar>
+              <w:top w:w="70" w:type="dxa"/>
+              <w:left w:w="70" w:type="dxa"/>
+              <w:bottom w:w="70" w:type="dxa"/>
+              <w:right w:w="70" w:type="dxa"/>
+            </w:tcMar>
+          </w:tcPr>
+          <w:p>
+            <w:pPr>
+              <w:widowControl/>
+              <w:spacing w:before="20" w:after="20" w:line="252" w:lineRule="auto"/>
+              <w:ind w:firstLine="0"/>
+              <w:jc w:val="left"/>
+            </w:pPr>
+            <w:r>
+              <w:rPr>
+                <w:rFonts w:ascii="Noto Serif CJK SC" w:hAnsi="Noto Serif CJK SC" w:eastAsia="Noto Serif CJK SC" w:cs="Noto Serif CJK SC"/>
+                <w:b/>
+                <w:i w:val="0"/>
+                <w:color w:val="222222"/>
+                <w:sz w:val="21"/>
+              </w:rPr>
+              <w:t>自实际用工之日起建立</w:t>
+            </w:r>
+          </w:p>
+        </w:tc>
+      </w:tr>
+      <w:tr>
+        <w:trPr>
+          <w:trHeight w:val="464" w:hRule="atLeast"/>
+          <w:cantSplit/>
+        </w:trPr>
+        <w:tc>
+          <w:tcPr>
+            <w:tcW w:type="dxa" w:w="2608"/>
+            <w:vAlign w:val="center"/>
+            <w:tcMar>
+              <w:top w:w="70" w:type="dxa"/>
+              <w:left w:w="70" w:type="dxa"/>
+              <w:bottom w:w="70" w:type="dxa"/>
+              <w:right w:w="70" w:type="dxa"/>
+            </w:tcMar>
+            <w:shd w:val="clear" w:color="auto" w:fill="F3F4F6"/>
+          </w:tcPr>
+          <w:p>
+            <w:pPr>
+              <w:widowControl/>
+              <w:spacing w:before="20" w:after="20" w:line="252" w:lineRule="auto"/>
+              <w:ind w:firstLine="0"/>
+              <w:jc w:val="center"/>
+            </w:pPr>
+            <w:r>
+              <w:rPr>
+                <w:rFonts w:ascii="Noto Serif CJK SC" w:hAnsi="Noto Serif CJK SC" w:eastAsia="Noto Serif CJK SC" w:cs="Noto Serif CJK SC"/>
+                <w:b/>
+                <w:i w:val="0"/>
+                <w:color w:val="222222"/>
+                <w:sz w:val="21"/>
+              </w:rPr>
+              <w:t>试用期</w:t>
+            </w:r>
+          </w:p>
+        </w:tc>
+        <w:tc>
+          <w:tcPr>
+            <w:tcW w:type="dxa" w:w="6577"/>
+            <w:vAlign w:val="center"/>
+            <w:tcMar>
+              <w:top w:w="70" w:type="dxa"/>
+              <w:left w:w="70" w:type="dxa"/>
+              <w:bottom w:w="70" w:type="dxa"/>
+              <w:right w:w="70" w:type="dxa"/>
+            </w:tcMar>
+          </w:tcPr>
+          <w:p>
+            <w:pPr>
+              <w:widowControl/>
+              <w:spacing w:before="20" w:after="20" w:line="252" w:lineRule="auto"/>
+              <w:ind w:firstLine="0"/>
+              <w:jc w:val="left"/>
+            </w:pPr>
+            <w:r>
+              <w:rPr>
+                <w:rFonts w:ascii="Noto Serif CJK SC" w:hAnsi="Noto Serif CJK SC" w:eastAsia="Noto Serif CJK SC" w:cs="Noto Serif CJK SC"/>
+                <w:b/>
+                <w:i w:val="0"/>
+                <w:color w:val="222222"/>
+                <w:sz w:val="21"/>
+              </w:rPr>
+              <w:t>自2026年5月1日起至2026年8月1日止，共3个月</w:t>
+            </w:r>
+          </w:p>
+        </w:tc>
+      </w:tr>
+      <w:tr>
+        <w:trPr>
+          <w:trHeight w:val="464" w:hRule="atLeast"/>
+          <w:cantSplit/>
+        </w:trPr>
+        <w:tc>
+          <w:tcPr>
+            <w:tcW w:type="dxa" w:w="2608"/>
+            <w:vAlign w:val="center"/>
+            <w:tcMar>
+              <w:top w:w="70" w:type="dxa"/>
+              <w:left w:w="70" w:type="dxa"/>
+              <w:bottom w:w="70" w:type="dxa"/>
+              <w:right w:w="70" w:type="dxa"/>
+            </w:tcMar>
+            <w:shd w:val="clear" w:color="auto" w:fill="F3F4F6"/>
+          </w:tcPr>
+          <w:p>
+            <w:pPr>
+              <w:widowControl/>
+              <w:spacing w:before="20" w:after="20" w:line="252" w:lineRule="auto"/>
+              <w:ind w:firstLine="0"/>
+              <w:jc w:val="center"/>
+            </w:pPr>
+            <w:r>
+              <w:rPr>
+                <w:rFonts w:ascii="Noto Serif CJK SC" w:hAnsi="Noto Serif CJK SC" w:eastAsia="Noto Serif CJK SC" w:cs="Noto Serif CJK SC"/>
+                <w:b/>
+                <w:i w:val="0"/>
+                <w:color w:val="222222"/>
+                <w:sz w:val="21"/>
+              </w:rPr>
+              <w:t>试用期满后月工资</w:t>
+            </w:r>
+          </w:p>
+        </w:tc>
+        <w:tc>
+          <w:tcPr>
+            <w:tcW w:type="dxa" w:w="6577"/>
+            <w:vAlign w:val="center"/>
+            <w:tcMar>
+              <w:top w:w="70" w:type="dxa"/>
+              <w:left w:w="70" w:type="dxa"/>
+              <w:bottom w:w="70" w:type="dxa"/>
+              <w:right w:w="70" w:type="dxa"/>
+            </w:tcMar>
+          </w:tcPr>
+          <w:p>
+            <w:pPr>
+              <w:widowControl/>
+              <w:spacing w:before="20" w:after="20" w:line="252" w:lineRule="auto"/>
+              <w:ind w:firstLine="0"/>
+              <w:jc w:val="left"/>
+            </w:pPr>
+            <w:r>
+              <w:rPr>
+                <w:rFonts w:ascii="Noto Serif CJK SC" w:hAnsi="Noto Serif CJK SC" w:eastAsia="Noto Serif CJK SC" w:cs="Noto Serif CJK SC"/>
+                <w:b/>
+                <w:i w:val="0"/>
+                <w:color w:val="222222"/>
+                <w:sz w:val="21"/>
+              </w:rPr>
+              <w:t>乙方在正常出勤并提供正常劳动时，月工资为人民币28,000元（大写：人民币贰万捌仟元整，税前）</w:t>
+            </w:r>
+          </w:p>
+        </w:tc>
+      </w:tr>
+    </w:tbl>
+    <w:p>
+      <w:pPr>
+        <w:widowControl/>
+        <w:spacing w:before="120" w:after="40" w:line="276" w:lineRule="auto"/>
+        <w:ind w:firstLine="0"/>
+        <w:jc w:val="left"/>
+      </w:pPr>
+      <w:r>
+        <w:rPr>
+          <w:rFonts w:ascii="Noto Serif CJK SC" w:hAnsi="Noto Serif CJK SC" w:eastAsia="Noto Serif CJK SC" w:cs="Noto Serif CJK SC"/>
+          <w:b w:val="0"/>
+          <w:i w:val="0"/>
+          <w:color w:val="444444"/>
+          <w:sz w:val="18"/>
+        </w:rPr>
+        <w:t>上表与第一章、第四章相应条款一致。试用期包含在劳动合同期限内。</w:t>
+      </w:r>
+    </w:p>
+    <w:p>
+      <w:pPr>
+        <w:widowControl/>
         <w:spacing w:before="260" w:after="80" w:line="252" w:lineRule="auto"/>
         <w:ind w:firstLine="0"/>
         <w:jc w:val="left"/>
@@ -1101,7 +1562,7 @@
           <w:color w:val="222222"/>
           <w:sz w:val="24"/>
         </w:rPr>
-        <w:t>止，共三年。劳动关系自实际用工之日起建立。</w:t>
+        <w:t>止，共3年。劳动关系自实际用工之日起建立。</w:t>
       </w:r>
     </w:p>
     <w:p>
@@ -1159,7 +1620,7 @@
           <w:color w:val="222222"/>
           <w:sz w:val="24"/>
         </w:rPr>
-        <w:t>2026年10月31日</w:t>
+        <w:t>2026年8月1日</w:t>
       </w:r>
       <w:r>
         <w:rPr>
@@ -1169,7 +1630,7 @@
           <w:color w:val="222222"/>
           <w:sz w:val="24"/>
         </w:rPr>
-        <w:t>止，共六个月，包含在第一条的劳动合同期限内。本合同期限为三年，上述试用期不超过《中华人民共和国劳动合同法》第十九条规定的六个月上限。</w:t>
+        <w:t>止，共3个月，包含在第一条的劳动合同期限内。本合同期限为3年，上述试用期不超过《中华人民共和国劳动合同法》第十九条规定的六个月上限。</w:t>
       </w:r>
     </w:p>
     <w:p>
@@ -1932,7 +2393,7 @@
           <w:color w:val="222222"/>
           <w:sz w:val="24"/>
         </w:rPr>
-        <w:t>甲方2026年8月工资表记载，乙方该月应发工资为人民币28,000元。2026年8月处于第二条约定的试用期内，因此试用期月工资按照与转正后相同的标准约定，不另降低。</w:t>
+        <w:t>甲方2026年8月工资表记载，乙方该月应发工资为人民币28,000元。试用期至2026年8月1日止，2026年8月已经适用试用期满后的月工资标准，与前款约定一致。试用期月工资不另降低，与试用期满后的月工资相同。</w:t>
       </w:r>
     </w:p>
     <w:p>

--- a/output/劳动合同书_上海贝迪创建科技有限公司_胡继刚.docx
+++ b/output/劳动合同书_上海贝迪创建科技有限公司_胡继刚.docx
@@ -139,7 +139,7 @@
                 <w:sz w:val="21"/>
                 <w:lang w:val="en-US" w:eastAsia="zh-CN"/>
               </w:rPr>
-              <w:t>名        称</w:t>
+              <w:t>名称</w:t>
             </w:r>
           </w:p>
         </w:tc>
@@ -352,7 +352,7 @@
                 <w:sz w:val="21"/>
                 <w:lang w:val="en-US" w:eastAsia="zh-CN"/>
               </w:rPr>
-              <w:t>住        所</w:t>
+              <w:t>住所</w:t>
             </w:r>
           </w:p>
         </w:tc>
@@ -423,7 +423,7 @@
                 <w:sz w:val="21"/>
                 <w:lang w:val="en-US" w:eastAsia="zh-CN"/>
               </w:rPr>
-              <w:t>联  系  人</w:t>
+              <w:t>联系人</w:t>
             </w:r>
           </w:p>
         </w:tc>
@@ -494,7 +494,7 @@
                 <w:sz w:val="21"/>
                 <w:lang w:val="en-US" w:eastAsia="zh-CN"/>
               </w:rPr>
-              <w:t>联 系 电 话</w:t>
+              <w:t>联系电话</w:t>
             </w:r>
           </w:p>
         </w:tc>
@@ -1332,6 +1332,7 @@
         <w:spacing w:before="20" w:after="20" w:line="324" w:lineRule="auto"/>
         <w:ind w:firstLine="420" w:left="0"/>
         <w:jc w:val="both"/>
+        <w:keepNext/>
         <w:keepLines/>
       </w:pPr>
       <w:r>
@@ -2606,7 +2607,7 @@
             <w:pPr>
               <w:pageBreakBefore w:val="0"/>
               <w:widowControl/>
-              <w:spacing w:before="40" w:after="40" w:line="276" w:lineRule="auto"/>
+              <w:spacing w:before="40" w:after="0" w:line="276" w:lineRule="auto"/>
               <w:ind w:firstLine="0" w:left="0"/>
               <w:jc w:val="left"/>
             </w:pPr>
@@ -2626,7 +2627,7 @@
             <w:pPr>
               <w:pageBreakBefore w:val="0"/>
               <w:widowControl/>
-              <w:spacing w:before="560" w:after="40" w:line="276" w:lineRule="auto"/>
+              <w:spacing w:before="920" w:after="0" w:line="276" w:lineRule="auto"/>
               <w:ind w:firstLine="0" w:left="0"/>
               <w:jc w:val="left"/>
             </w:pPr>
@@ -2639,14 +2640,37 @@
                 <w:sz w:val="24"/>
                 <w:lang w:val="en-US" w:eastAsia="zh-CN"/>
               </w:rPr>
-              <w:t>法定代表人或授权代表签字：</w:t>
+              <w:t>法定代表人或授权代表（签字）</w:t>
             </w:r>
           </w:p>
           <w:p>
             <w:pPr>
               <w:pageBreakBefore w:val="0"/>
               <w:widowControl/>
-              <w:spacing w:before="320" w:after="40" w:line="276" w:lineRule="auto"/>
+              <w:spacing w:before="20" w:after="40" w:line="240" w:lineRule="auto"/>
+              <w:ind w:firstLine="0" w:left="0"/>
+              <w:jc w:val="left"/>
+              <w:pBdr>
+                <w:bottom w:val="single" w:sz="8" w:space="1" w:color="000000"/>
+              </w:pBdr>
+            </w:pPr>
+            <w:r>
+              <w:rPr>
+                <w:rFonts w:ascii="Times New Roman" w:hAnsi="Times New Roman" w:cs="Times New Roman" w:eastAsia="宋体"/>
+                <w:b w:val="0"/>
+                <w:i w:val="0"/>
+                <w:color w:val="000000"/>
+                <w:sz w:val="28"/>
+                <w:lang w:val="en-US" w:eastAsia="zh-CN"/>
+              </w:rPr>
+              <w:t xml:space="preserve"> </w:t>
+            </w:r>
+          </w:p>
+          <w:p>
+            <w:pPr>
+              <w:pageBreakBefore w:val="0"/>
+              <w:widowControl/>
+              <w:spacing w:before="200" w:after="0" w:line="276" w:lineRule="auto"/>
               <w:ind w:firstLine="0" w:left="0"/>
               <w:jc w:val="left"/>
             </w:pPr>
@@ -2659,26 +2683,7 @@
                 <w:sz w:val="24"/>
                 <w:lang w:val="en-US" w:eastAsia="zh-CN"/>
               </w:rPr>
-            </w:r>
-          </w:p>
-          <w:p>
-            <w:pPr>
-              <w:pageBreakBefore w:val="0"/>
-              <w:widowControl/>
-              <w:spacing w:before="320" w:after="40" w:line="276" w:lineRule="auto"/>
-              <w:ind w:firstLine="0" w:left="0"/>
-              <w:jc w:val="left"/>
-            </w:pPr>
-            <w:r>
-              <w:rPr>
-                <w:rFonts w:ascii="Times New Roman" w:hAnsi="Times New Roman" w:cs="Times New Roman" w:eastAsia="宋体"/>
-                <w:b w:val="0"/>
-                <w:i w:val="0"/>
-                <w:color w:val="000000"/>
-                <w:sz w:val="24"/>
-                <w:lang w:val="en-US" w:eastAsia="zh-CN"/>
-              </w:rPr>
-              <w:t>日期：　　年　　月　　日</w:t>
+              <w:t>日期：________年____月____日</w:t>
             </w:r>
           </w:p>
         </w:tc>
@@ -2717,7 +2722,7 @@
             <w:pPr>
               <w:pageBreakBefore w:val="0"/>
               <w:widowControl/>
-              <w:spacing w:before="40" w:after="40" w:line="276" w:lineRule="auto"/>
+              <w:spacing w:before="40" w:after="0" w:line="276" w:lineRule="auto"/>
               <w:ind w:firstLine="0" w:left="0"/>
               <w:jc w:val="left"/>
             </w:pPr>
@@ -2737,7 +2742,7 @@
             <w:pPr>
               <w:pageBreakBefore w:val="0"/>
               <w:widowControl/>
-              <w:spacing w:before="560" w:after="40" w:line="276" w:lineRule="auto"/>
+              <w:spacing w:before="920" w:after="0" w:line="276" w:lineRule="auto"/>
               <w:ind w:firstLine="0" w:left="0"/>
               <w:jc w:val="left"/>
             </w:pPr>
@@ -2750,14 +2755,37 @@
                 <w:sz w:val="24"/>
                 <w:lang w:val="en-US" w:eastAsia="zh-CN"/>
               </w:rPr>
-              <w:t>本人签字：</w:t>
+              <w:t>本人签字</w:t>
             </w:r>
           </w:p>
           <w:p>
             <w:pPr>
               <w:pageBreakBefore w:val="0"/>
               <w:widowControl/>
-              <w:spacing w:before="320" w:after="40" w:line="276" w:lineRule="auto"/>
+              <w:spacing w:before="20" w:after="40" w:line="240" w:lineRule="auto"/>
+              <w:ind w:firstLine="0" w:left="0"/>
+              <w:jc w:val="left"/>
+              <w:pBdr>
+                <w:bottom w:val="single" w:sz="8" w:space="1" w:color="000000"/>
+              </w:pBdr>
+            </w:pPr>
+            <w:r>
+              <w:rPr>
+                <w:rFonts w:ascii="Times New Roman" w:hAnsi="Times New Roman" w:cs="Times New Roman" w:eastAsia="宋体"/>
+                <w:b w:val="0"/>
+                <w:i w:val="0"/>
+                <w:color w:val="000000"/>
+                <w:sz w:val="28"/>
+                <w:lang w:val="en-US" w:eastAsia="zh-CN"/>
+              </w:rPr>
+              <w:t xml:space="preserve"> </w:t>
+            </w:r>
+          </w:p>
+          <w:p>
+            <w:pPr>
+              <w:pageBreakBefore w:val="0"/>
+              <w:widowControl/>
+              <w:spacing w:before="200" w:after="0" w:line="276" w:lineRule="auto"/>
               <w:ind w:firstLine="0" w:left="0"/>
               <w:jc w:val="left"/>
             </w:pPr>
@@ -2770,26 +2798,7 @@
                 <w:sz w:val="24"/>
                 <w:lang w:val="en-US" w:eastAsia="zh-CN"/>
               </w:rPr>
-            </w:r>
-          </w:p>
-          <w:p>
-            <w:pPr>
-              <w:pageBreakBefore w:val="0"/>
-              <w:widowControl/>
-              <w:spacing w:before="320" w:after="40" w:line="276" w:lineRule="auto"/>
-              <w:ind w:firstLine="0" w:left="0"/>
-              <w:jc w:val="left"/>
-            </w:pPr>
-            <w:r>
-              <w:rPr>
-                <w:rFonts w:ascii="Times New Roman" w:hAnsi="Times New Roman" w:cs="Times New Roman" w:eastAsia="宋体"/>
-                <w:b w:val="0"/>
-                <w:i w:val="0"/>
-                <w:color w:val="000000"/>
-                <w:sz w:val="24"/>
-                <w:lang w:val="en-US" w:eastAsia="zh-CN"/>
-              </w:rPr>
-              <w:t>日期：　　年　　月　　日</w:t>
+              <w:t>日期：________年____月____日</w:t>
             </w:r>
           </w:p>
         </w:tc>
@@ -2884,7 +2893,7 @@
           <w:sz w:val="24"/>
           <w:lang w:val="en-US" w:eastAsia="zh-CN"/>
         </w:rPr>
-        <w:t>乙方签字：　　　　　　　　　　日期：　　年　　月　　日</w:t>
+        <w:t>乙方签字：________________    日期：________年____月____日</w:t>
       </w:r>
     </w:p>
     <w:sectPr>
@@ -3234,6 +3243,9 @@
       <w:spacing w:before="0" w:after="40" w:line="240" w:lineRule="auto"/>
       <w:ind w:firstLine="0" w:left="0"/>
       <w:jc w:val="left"/>
+      <w:tabs>
+        <w:tab w:val="right" w:pos="9185"/>
+      </w:tabs>
       <w:pBdr>
         <w:bottom w:val="single" w:sz="8" w:space="1" w:color="000000"/>
       </w:pBdr>
@@ -3258,17 +3270,7 @@
         <w:sz w:val="18"/>
         <w:lang w:val="en-US" w:eastAsia="zh-CN"/>
       </w:rPr>
-      <w:t xml:space="preserve">          </w:t>
-    </w:r>
-    <w:r>
-      <w:rPr>
-        <w:rFonts w:ascii="Times New Roman" w:hAnsi="Times New Roman" w:cs="Times New Roman" w:eastAsia="宋体"/>
-        <w:b w:val="0"/>
-        <w:i w:val="0"/>
-        <w:color w:val="000000"/>
-        <w:sz w:val="18"/>
-        <w:lang w:val="en-US" w:eastAsia="zh-CN"/>
-      </w:rPr>
+      <w:tab/>
       <w:t>劳动合同书</w:t>
     </w:r>
   </w:p>
